--- a/Python libraries.docx
+++ b/Python libraries.docx
@@ -27,8 +27,8 @@
         </w:rPr>
         <w:drawing>
           <wp:inline distT="0" distB="0" distL="0" distR="0" wp14:anchorId="201F3A28" wp14:editId="6906C6ED">
-            <wp:extent cx="4913906" cy="3865055"/>
-            <wp:effectExtent l="0" t="0" r="1270" b="2540"/>
+            <wp:extent cx="5972175" cy="4697441"/>
+            <wp:effectExtent l="0" t="0" r="0" b="8255"/>
             <wp:docPr id="2" name="Picture 2"/>
             <wp:cNvGraphicFramePr>
               <a:graphicFrameLocks xmlns:a="http://schemas.openxmlformats.org/drawingml/2006/main" noChangeAspect="1"/>
@@ -49,7 +49,7 @@
                   <pic:spPr>
                     <a:xfrm>
                       <a:off x="0" y="0"/>
-                      <a:ext cx="4928550" cy="3876573"/>
+                      <a:ext cx="5995859" cy="4716069"/>
                     </a:xfrm>
                     <a:prstGeom prst="rect">
                       <a:avLst/>
@@ -63,15 +63,17 @@
       </w:r>
     </w:p>
     <w:p>
+      <w:bookmarkStart w:id="0" w:name="_GoBack"/>
       <w:r>
         <w:rPr>
           <w:noProof/>
           <w:lang w:eastAsia="en-IN"/>
         </w:rPr>
+        <w:lastRenderedPageBreak/>
         <w:drawing>
           <wp:inline distT="0" distB="0" distL="0" distR="0" wp14:anchorId="257A5E5B" wp14:editId="1918F668">
-            <wp:extent cx="5251352" cy="3291840"/>
-            <wp:effectExtent l="0" t="0" r="6985" b="3810"/>
+            <wp:extent cx="5705475" cy="3576510"/>
+            <wp:effectExtent l="0" t="0" r="0" b="5080"/>
             <wp:docPr id="1" name="Picture 1"/>
             <wp:cNvGraphicFramePr>
               <a:graphicFrameLocks xmlns:a="http://schemas.openxmlformats.org/drawingml/2006/main" noChangeAspect="1"/>
@@ -92,7 +94,7 @@
                   <pic:spPr>
                     <a:xfrm>
                       <a:off x="0" y="0"/>
-                      <a:ext cx="5256236" cy="3294902"/>
+                      <a:ext cx="5715081" cy="3582531"/>
                     </a:xfrm>
                     <a:prstGeom prst="rect">
                       <a:avLst/>
@@ -104,6 +106,7 @@
           </wp:inline>
         </w:drawing>
       </w:r>
+      <w:bookmarkEnd w:id="0"/>
     </w:p>
     <w:p>
       <w:pPr>
@@ -916,8 +919,6 @@
         </w:rPr>
         <w:t xml:space="preserve"> (LLM orchestration)</w:t>
       </w:r>
-      <w:bookmarkStart w:id="0" w:name="_GoBack"/>
-      <w:bookmarkEnd w:id="0"/>
     </w:p>
     <w:sectPr>
       <w:pgSz w:w="11906" w:h="16838"/>
